--- a/Robeco/What Excites you most about Quant Investing.docx
+++ b/Robeco/What Excites you most about Quant Investing.docx
@@ -5,6 +5,9 @@
     <w:p/>
     <w:p/>
     <w:p>
+      <w:pPr>
+        <w:spacing w:after="160" w:line="278" w:lineRule="auto"/>
+      </w:pPr>
       <w:r>
         <w:t xml:space="preserve">What I genuinely find most appealing about quantitative investing is the opportunity for creativity. </w:t>
       </w:r>
@@ -24,6 +27,9 @@
       </w:r>
     </w:p>
     <w:p>
+      <w:pPr>
+        <w:spacing w:after="160" w:line="278" w:lineRule="auto"/>
+      </w:pPr>
       <w:r>
         <w:t xml:space="preserve">However, creativity alone limits its potential and enjoyment. It is when sharing and bouncing ideas off one another that new ideas flow and flourish. This is where ideas can be appreciated and admired for their </w:t>
       </w:r>
@@ -40,6 +46,65 @@
         <w:t>entrepreneurial environment, where creativity is championed, is my true top excitement about quantitative investing.</w:t>
       </w:r>
     </w:p>
+    <w:p/>
+    <w:p/>
+    <w:p>
+      <w:pPr>
+        <w:pStyle w:val="NormalWeb"/>
+        <w:spacing w:before="0" w:beforeAutospacing="0" w:after="0" w:afterAutospacing="0"/>
+        <w:textAlignment w:val="baseline"/>
+        <w:rPr>
+          <w:rFonts w:ascii="inherit" w:hAnsi="inherit"/>
+          <w:color w:val="494949"/>
+        </w:rPr>
+      </w:pPr>
+      <w:r>
+        <w:rPr>
+          <w:rFonts w:ascii="inherit" w:hAnsi="inherit"/>
+          <w:color w:val="494949"/>
+        </w:rPr>
+        <w:t xml:space="preserve">Tell us something cool or interesting about yourself in 10 words or </w:t>
+      </w:r>
+      <w:proofErr w:type="gramStart"/>
+      <w:r>
+        <w:rPr>
+          <w:rFonts w:ascii="inherit" w:hAnsi="inherit"/>
+          <w:color w:val="494949"/>
+        </w:rPr>
+        <w:t>less.*</w:t>
+      </w:r>
+      <w:proofErr w:type="gramEnd"/>
+    </w:p>
+    <w:p>
+      <w:pPr>
+        <w:pStyle w:val="NormalWeb"/>
+        <w:spacing w:before="0" w:beforeAutospacing="0" w:after="0" w:afterAutospacing="0"/>
+        <w:textAlignment w:val="baseline"/>
+        <w:rPr>
+          <w:rFonts w:ascii="inherit" w:hAnsi="inherit"/>
+          <w:color w:val="494949"/>
+        </w:rPr>
+      </w:pPr>
+    </w:p>
+    <w:p>
+      <w:pPr>
+        <w:pStyle w:val="NormalWeb"/>
+        <w:spacing w:before="0" w:beforeAutospacing="0" w:after="0" w:afterAutospacing="0"/>
+        <w:textAlignment w:val="baseline"/>
+        <w:rPr>
+          <w:rFonts w:ascii="inherit" w:hAnsi="inherit"/>
+          <w:color w:val="494949"/>
+        </w:rPr>
+      </w:pPr>
+      <w:r>
+        <w:rPr>
+          <w:rFonts w:ascii="inherit" w:hAnsi="inherit"/>
+          <w:color w:val="494949"/>
+        </w:rPr>
+        <w:t>Eight years at an international boarding school, Indian Himalayas.</w:t>
+      </w:r>
+    </w:p>
+    <w:p/>
     <w:p/>
     <w:sectPr>
       <w:pgSz w:w="11906" w:h="16838"/>
@@ -451,6 +516,16 @@
   <w:style w:type="paragraph" w:default="1" w:styleId="Normal">
     <w:name w:val="Normal"/>
     <w:qFormat/>
+    <w:rsid w:val="00B460AB"/>
+    <w:pPr>
+      <w:spacing w:after="0" w:line="240" w:lineRule="auto"/>
+    </w:pPr>
+    <w:rPr>
+      <w:rFonts w:ascii="Times New Roman" w:eastAsia="Times New Roman" w:hAnsi="Times New Roman" w:cs="Times New Roman"/>
+      <w:kern w:val="0"/>
+      <w:lang w:eastAsia="en-GB"/>
+      <w14:ligatures w14:val="none"/>
+    </w:rPr>
   </w:style>
   <w:style w:type="paragraph" w:styleId="Heading1">
     <w:name w:val="heading 1"/>
@@ -463,14 +538,17 @@
     <w:pPr>
       <w:keepNext/>
       <w:keepLines/>
-      <w:spacing w:before="360" w:after="80"/>
+      <w:spacing w:before="360" w:after="80" w:line="278" w:lineRule="auto"/>
       <w:outlineLvl w:val="0"/>
     </w:pPr>
     <w:rPr>
       <w:rFonts w:asciiTheme="majorHAnsi" w:eastAsiaTheme="majorEastAsia" w:hAnsiTheme="majorHAnsi" w:cstheme="majorBidi"/>
       <w:color w:val="0F4761" w:themeColor="accent1" w:themeShade="BF"/>
+      <w:kern w:val="2"/>
       <w:sz w:val="40"/>
       <w:szCs w:val="40"/>
+      <w:lang w:eastAsia="en-US"/>
+      <w14:ligatures w14:val="standardContextual"/>
     </w:rPr>
   </w:style>
   <w:style w:type="paragraph" w:styleId="Heading2">
@@ -486,14 +564,17 @@
     <w:pPr>
       <w:keepNext/>
       <w:keepLines/>
-      <w:spacing w:before="160" w:after="80"/>
+      <w:spacing w:before="160" w:after="80" w:line="278" w:lineRule="auto"/>
       <w:outlineLvl w:val="1"/>
     </w:pPr>
     <w:rPr>
       <w:rFonts w:asciiTheme="majorHAnsi" w:eastAsiaTheme="majorEastAsia" w:hAnsiTheme="majorHAnsi" w:cstheme="majorBidi"/>
       <w:color w:val="0F4761" w:themeColor="accent1" w:themeShade="BF"/>
+      <w:kern w:val="2"/>
       <w:sz w:val="32"/>
       <w:szCs w:val="32"/>
+      <w:lang w:eastAsia="en-US"/>
+      <w14:ligatures w14:val="standardContextual"/>
     </w:rPr>
   </w:style>
   <w:style w:type="paragraph" w:styleId="Heading3">
@@ -509,14 +590,17 @@
     <w:pPr>
       <w:keepNext/>
       <w:keepLines/>
-      <w:spacing w:before="160" w:after="80"/>
+      <w:spacing w:before="160" w:after="80" w:line="278" w:lineRule="auto"/>
       <w:outlineLvl w:val="2"/>
     </w:pPr>
     <w:rPr>
-      <w:rFonts w:eastAsiaTheme="majorEastAsia" w:cstheme="majorBidi"/>
+      <w:rFonts w:asciiTheme="minorHAnsi" w:eastAsiaTheme="majorEastAsia" w:hAnsiTheme="minorHAnsi" w:cstheme="majorBidi"/>
       <w:color w:val="0F4761" w:themeColor="accent1" w:themeShade="BF"/>
+      <w:kern w:val="2"/>
       <w:sz w:val="28"/>
       <w:szCs w:val="28"/>
+      <w:lang w:eastAsia="en-US"/>
+      <w14:ligatures w14:val="standardContextual"/>
     </w:rPr>
   </w:style>
   <w:style w:type="paragraph" w:styleId="Heading4">
@@ -532,14 +616,17 @@
     <w:pPr>
       <w:keepNext/>
       <w:keepLines/>
-      <w:spacing w:before="80" w:after="40"/>
+      <w:spacing w:before="80" w:after="40" w:line="278" w:lineRule="auto"/>
       <w:outlineLvl w:val="3"/>
     </w:pPr>
     <w:rPr>
-      <w:rFonts w:eastAsiaTheme="majorEastAsia" w:cstheme="majorBidi"/>
+      <w:rFonts w:asciiTheme="minorHAnsi" w:eastAsiaTheme="majorEastAsia" w:hAnsiTheme="minorHAnsi" w:cstheme="majorBidi"/>
       <w:i/>
       <w:iCs/>
       <w:color w:val="0F4761" w:themeColor="accent1" w:themeShade="BF"/>
+      <w:kern w:val="2"/>
+      <w:lang w:eastAsia="en-US"/>
+      <w14:ligatures w14:val="standardContextual"/>
     </w:rPr>
   </w:style>
   <w:style w:type="paragraph" w:styleId="Heading5">
@@ -555,12 +642,15 @@
     <w:pPr>
       <w:keepNext/>
       <w:keepLines/>
-      <w:spacing w:before="80" w:after="40"/>
+      <w:spacing w:before="80" w:after="40" w:line="278" w:lineRule="auto"/>
       <w:outlineLvl w:val="4"/>
     </w:pPr>
     <w:rPr>
-      <w:rFonts w:eastAsiaTheme="majorEastAsia" w:cstheme="majorBidi"/>
+      <w:rFonts w:asciiTheme="minorHAnsi" w:eastAsiaTheme="majorEastAsia" w:hAnsiTheme="minorHAnsi" w:cstheme="majorBidi"/>
       <w:color w:val="0F4761" w:themeColor="accent1" w:themeShade="BF"/>
+      <w:kern w:val="2"/>
+      <w:lang w:eastAsia="en-US"/>
+      <w14:ligatures w14:val="standardContextual"/>
     </w:rPr>
   </w:style>
   <w:style w:type="paragraph" w:styleId="Heading6">
@@ -576,14 +666,17 @@
     <w:pPr>
       <w:keepNext/>
       <w:keepLines/>
-      <w:spacing w:before="40" w:after="0"/>
+      <w:spacing w:before="40" w:line="278" w:lineRule="auto"/>
       <w:outlineLvl w:val="5"/>
     </w:pPr>
     <w:rPr>
-      <w:rFonts w:eastAsiaTheme="majorEastAsia" w:cstheme="majorBidi"/>
+      <w:rFonts w:asciiTheme="minorHAnsi" w:eastAsiaTheme="majorEastAsia" w:hAnsiTheme="minorHAnsi" w:cstheme="majorBidi"/>
       <w:i/>
       <w:iCs/>
       <w:color w:val="595959" w:themeColor="text1" w:themeTint="A6"/>
+      <w:kern w:val="2"/>
+      <w:lang w:eastAsia="en-US"/>
+      <w14:ligatures w14:val="standardContextual"/>
     </w:rPr>
   </w:style>
   <w:style w:type="paragraph" w:styleId="Heading7">
@@ -599,12 +692,15 @@
     <w:pPr>
       <w:keepNext/>
       <w:keepLines/>
-      <w:spacing w:before="40" w:after="0"/>
+      <w:spacing w:before="40" w:line="278" w:lineRule="auto"/>
       <w:outlineLvl w:val="6"/>
     </w:pPr>
     <w:rPr>
-      <w:rFonts w:eastAsiaTheme="majorEastAsia" w:cstheme="majorBidi"/>
+      <w:rFonts w:asciiTheme="minorHAnsi" w:eastAsiaTheme="majorEastAsia" w:hAnsiTheme="minorHAnsi" w:cstheme="majorBidi"/>
       <w:color w:val="595959" w:themeColor="text1" w:themeTint="A6"/>
+      <w:kern w:val="2"/>
+      <w:lang w:eastAsia="en-US"/>
+      <w14:ligatures w14:val="standardContextual"/>
     </w:rPr>
   </w:style>
   <w:style w:type="paragraph" w:styleId="Heading8">
@@ -620,14 +716,17 @@
     <w:pPr>
       <w:keepNext/>
       <w:keepLines/>
-      <w:spacing w:after="0"/>
+      <w:spacing w:line="278" w:lineRule="auto"/>
       <w:outlineLvl w:val="7"/>
     </w:pPr>
     <w:rPr>
-      <w:rFonts w:eastAsiaTheme="majorEastAsia" w:cstheme="majorBidi"/>
+      <w:rFonts w:asciiTheme="minorHAnsi" w:eastAsiaTheme="majorEastAsia" w:hAnsiTheme="minorHAnsi" w:cstheme="majorBidi"/>
       <w:i/>
       <w:iCs/>
       <w:color w:val="272727" w:themeColor="text1" w:themeTint="D8"/>
+      <w:kern w:val="2"/>
+      <w:lang w:eastAsia="en-US"/>
+      <w14:ligatures w14:val="standardContextual"/>
     </w:rPr>
   </w:style>
   <w:style w:type="paragraph" w:styleId="Heading9">
@@ -643,12 +742,15 @@
     <w:pPr>
       <w:keepNext/>
       <w:keepLines/>
-      <w:spacing w:after="0"/>
+      <w:spacing w:line="278" w:lineRule="auto"/>
       <w:outlineLvl w:val="8"/>
     </w:pPr>
     <w:rPr>
-      <w:rFonts w:eastAsiaTheme="majorEastAsia" w:cstheme="majorBidi"/>
+      <w:rFonts w:asciiTheme="minorHAnsi" w:eastAsiaTheme="majorEastAsia" w:hAnsiTheme="minorHAnsi" w:cstheme="majorBidi"/>
       <w:color w:val="272727" w:themeColor="text1" w:themeTint="D8"/>
+      <w:kern w:val="2"/>
+      <w:lang w:eastAsia="en-US"/>
+      <w14:ligatures w14:val="standardContextual"/>
     </w:rPr>
   </w:style>
   <w:style w:type="character" w:default="1" w:styleId="DefaultParagraphFont">
@@ -805,7 +907,7 @@
     <w:qFormat/>
     <w:rsid w:val="00B714D5"/>
     <w:pPr>
-      <w:spacing w:after="80" w:line="240" w:lineRule="auto"/>
+      <w:spacing w:after="80"/>
       <w:contextualSpacing/>
     </w:pPr>
     <w:rPr>
@@ -814,6 +916,8 @@
       <w:kern w:val="28"/>
       <w:sz w:val="56"/>
       <w:szCs w:val="56"/>
+      <w:lang w:eastAsia="en-US"/>
+      <w14:ligatures w14:val="standardContextual"/>
     </w:rPr>
   </w:style>
   <w:style w:type="character" w:customStyle="1" w:styleId="TitleChar">
@@ -842,13 +946,17 @@
       <w:numPr>
         <w:ilvl w:val="1"/>
       </w:numPr>
-    </w:pPr>
-    <w:rPr>
-      <w:rFonts w:eastAsiaTheme="majorEastAsia" w:cstheme="majorBidi"/>
+      <w:spacing w:after="160" w:line="278" w:lineRule="auto"/>
+    </w:pPr>
+    <w:rPr>
+      <w:rFonts w:asciiTheme="minorHAnsi" w:eastAsiaTheme="majorEastAsia" w:hAnsiTheme="minorHAnsi" w:cstheme="majorBidi"/>
       <w:color w:val="595959" w:themeColor="text1" w:themeTint="A6"/>
       <w:spacing w:val="15"/>
+      <w:kern w:val="2"/>
       <w:sz w:val="28"/>
       <w:szCs w:val="28"/>
+      <w:lang w:eastAsia="en-US"/>
+      <w14:ligatures w14:val="standardContextual"/>
     </w:rPr>
   </w:style>
   <w:style w:type="character" w:customStyle="1" w:styleId="SubtitleChar">
@@ -874,13 +982,17 @@
     <w:qFormat/>
     <w:rsid w:val="00B714D5"/>
     <w:pPr>
-      <w:spacing w:before="160"/>
+      <w:spacing w:before="160" w:after="160" w:line="278" w:lineRule="auto"/>
       <w:jc w:val="center"/>
     </w:pPr>
     <w:rPr>
+      <w:rFonts w:asciiTheme="minorHAnsi" w:eastAsiaTheme="minorHAnsi" w:hAnsiTheme="minorHAnsi" w:cstheme="minorBidi"/>
       <w:i/>
       <w:iCs/>
       <w:color w:val="404040" w:themeColor="text1" w:themeTint="BF"/>
+      <w:kern w:val="2"/>
+      <w:lang w:eastAsia="en-US"/>
+      <w14:ligatures w14:val="standardContextual"/>
     </w:rPr>
   </w:style>
   <w:style w:type="character" w:customStyle="1" w:styleId="QuoteChar">
@@ -902,9 +1014,16 @@
     <w:qFormat/>
     <w:rsid w:val="00B714D5"/>
     <w:pPr>
+      <w:spacing w:after="160" w:line="278" w:lineRule="auto"/>
       <w:ind w:left="720"/>
       <w:contextualSpacing/>
     </w:pPr>
+    <w:rPr>
+      <w:rFonts w:asciiTheme="minorHAnsi" w:eastAsiaTheme="minorHAnsi" w:hAnsiTheme="minorHAnsi" w:cstheme="minorBidi"/>
+      <w:kern w:val="2"/>
+      <w:lang w:eastAsia="en-US"/>
+      <w14:ligatures w14:val="standardContextual"/>
+    </w:rPr>
   </w:style>
   <w:style w:type="character" w:styleId="IntenseEmphasis">
     <w:name w:val="Intense Emphasis"/>
@@ -931,14 +1050,18 @@
         <w:top w:val="single" w:sz="4" w:space="10" w:color="0F4761" w:themeColor="accent1" w:themeShade="BF"/>
         <w:bottom w:val="single" w:sz="4" w:space="10" w:color="0F4761" w:themeColor="accent1" w:themeShade="BF"/>
       </w:pBdr>
-      <w:spacing w:before="360" w:after="360"/>
+      <w:spacing w:before="360" w:after="360" w:line="278" w:lineRule="auto"/>
       <w:ind w:left="864" w:right="864"/>
       <w:jc w:val="center"/>
     </w:pPr>
     <w:rPr>
+      <w:rFonts w:asciiTheme="minorHAnsi" w:eastAsiaTheme="minorHAnsi" w:hAnsiTheme="minorHAnsi" w:cstheme="minorBidi"/>
       <w:i/>
       <w:iCs/>
       <w:color w:val="0F4761" w:themeColor="accent1" w:themeShade="BF"/>
+      <w:kern w:val="2"/>
+      <w:lang w:eastAsia="en-US"/>
+      <w14:ligatures w14:val="standardContextual"/>
     </w:rPr>
   </w:style>
   <w:style w:type="character" w:customStyle="1" w:styleId="IntenseQuoteChar">
@@ -966,6 +1089,17 @@
       <w:color w:val="0F4761" w:themeColor="accent1" w:themeShade="BF"/>
       <w:spacing w:val="5"/>
     </w:rPr>
+  </w:style>
+  <w:style w:type="paragraph" w:styleId="NormalWeb">
+    <w:name w:val="Normal (Web)"/>
+    <w:basedOn w:val="Normal"/>
+    <w:uiPriority w:val="99"/>
+    <w:semiHidden/>
+    <w:unhideWhenUsed/>
+    <w:rsid w:val="00B460AB"/>
+    <w:pPr>
+      <w:spacing w:before="100" w:beforeAutospacing="1" w:after="100" w:afterAutospacing="1"/>
+    </w:pPr>
   </w:style>
 </w:styles>
 </file>
